--- a/Walnuts.docx
+++ b/Walnuts.docx
@@ -65,15 +65,15 @@
         <mc:AlternateContent>
           <mc:Choice Requires="wpg">
             <w:drawing>
-              <wp:anchor xmlns:wp="http://schemas.openxmlformats.org/drawingml/2006/wordprocessingDrawing" xmlns:wp14="http://schemas.microsoft.com/office/word/2010/wordprocessingDrawing" distT="0" distB="0" distL="115200" distR="115200" simplePos="0" relativeHeight="55296" behindDoc="1" locked="0" layoutInCell="1" allowOverlap="1">
+              <wp:anchor xmlns:wp="http://schemas.openxmlformats.org/drawingml/2006/wordprocessingDrawing" xmlns:wp14="http://schemas.microsoft.com/office/word/2010/wordprocessingDrawing" distT="0" distB="0" distL="115200" distR="115200" simplePos="0" relativeHeight="58368" behindDoc="1" locked="0" layoutInCell="1" allowOverlap="1">
                 <wp:simplePos x="0" y="0"/>
                 <wp:positionH relativeFrom="column">
-                  <wp:posOffset>-216343</wp:posOffset>
+                  <wp:posOffset>-171450</wp:posOffset>
                 </wp:positionH>
                 <wp:positionV relativeFrom="paragraph">
-                  <wp:posOffset>0</wp:posOffset>
+                  <wp:posOffset>76200</wp:posOffset>
                 </wp:positionV>
-                <wp:extent cx="2232468" cy="1879797"/>
+                <wp:extent cx="2289311" cy="1803597"/>
                 <wp:effectExtent l="0" t="0" r="0" b="0"/>
                 <wp:wrapNone/>
                 <wp:docPr id="1" name=""/>
@@ -84,7 +84,7 @@
                   <a:graphicData uri="http://schemas.openxmlformats.org/drawingml/2006/picture">
                     <pic:pic xmlns:pic="http://schemas.openxmlformats.org/drawingml/2006/picture">
                       <pic:nvPicPr>
-                        <pic:cNvPr id="313744447" name=""/>
+                        <pic:cNvPr id="1653698" name=""/>
                         <pic:cNvPicPr>
                           <a:picLocks noChangeAspect="1"/>
                         </pic:cNvPicPr>
@@ -97,7 +97,7 @@
                       <pic:spPr bwMode="auto">
                         <a:xfrm flipH="0" flipV="0">
                           <a:off x="0" y="0"/>
-                          <a:ext cx="2232467" cy="1879797"/>
+                          <a:ext cx="2289311" cy="1803596"/>
                         </a:xfrm>
                         <a:prstGeom prst="rect">
                           <a:avLst/>
@@ -130,7 +130,7 @@
                 <v:path o:extrusionok="f" gradientshapeok="t" o:connecttype="rect"/>
                 <o:lock v:ext="edit" aspectratio="t"/>
               </v:shapetype>
-              <v:shape id="_x0000_i0" o:spid="_x0000_s0" type="#_x0000_t75" style="position:absolute;z-index:-55296;o:allowoverlap:true;o:allowincell:true;mso-position-horizontal-relative:text;margin-left:-17.03pt;mso-position-horizontal:absolute;mso-position-vertical-relative:text;margin-top:0.00pt;mso-position-vertical:absolute;width:175.78pt;height:148.02pt;mso-wrap-distance-left:9.07pt;mso-wrap-distance-top:0.00pt;mso-wrap-distance-right:9.07pt;mso-wrap-distance-bottom:0.00pt;z-index:1;" stroked="false">
+              <v:shape id="_x0000_i0" o:spid="_x0000_s0" type="#_x0000_t75" style="position:absolute;z-index:-58368;o:allowoverlap:true;o:allowincell:true;mso-position-horizontal-relative:text;margin-left:-13.50pt;mso-position-horizontal:absolute;mso-position-vertical-relative:text;margin-top:6.00pt;mso-position-vertical:absolute;width:180.26pt;height:142.02pt;mso-wrap-distance-left:9.07pt;mso-wrap-distance-top:0.00pt;mso-wrap-distance-right:9.07pt;mso-wrap-distance-bottom:0.00pt;z-index:1;" stroked="false">
                 <v:imagedata r:id="rId8" o:title=""/>
                 <o:lock v:ext="edit" rotation="t"/>
               </v:shape>
@@ -138,6 +138,16 @@
           </mc:Fallback>
         </mc:AlternateContent>
       </w:r>
+      <w:r>
+        <w:rPr>
+          <w:rFonts w:ascii="Open Sans" w:hAnsi="Open Sans" w:eastAsia="Open Sans" w:cs="Open Sans"/>
+          <w:sz w:val="16"/>
+          <w:szCs w:val="16"/>
+          <w:highlight w:val="none"/>
+          <w:lang w:val="ja-JP"/>
+        </w:rPr>
+      </w:r>
+      <w:r/>
       <w:r>
         <mc:AlternateContent>
           <mc:Choice Requires="wpg">
@@ -257,13 +267,7 @@
                               <w:pBdr/>
                               <w:spacing w:line="192" w:lineRule="auto"/>
                               <w:ind/>
-                              <w:rPr>
-                                <w:rFonts w:ascii="Noto Sans" w:hAnsi="Noto Sans" w:cs="Noto Sans"/>
-                                <w:b/>
-                                <w:bCs/>
-                                <w:sz w:val="18"/>
-                                <w:szCs w:val="18"/>
-                              </w:rPr>
+                              <w:rPr/>
                             </w:pPr>
                             <w:r>
                               <w:rPr>
@@ -272,25 +276,83 @@
                                 <w:bCs/>
                                 <w:sz w:val="18"/>
                                 <w:szCs w:val="18"/>
+                                <w:highlight w:val="none"/>
                               </w:rPr>
-                              <w:t xml:space="preserve">Where the Staff Remains</w:t>
+                              <w:t xml:space="preserve">Where the old staff rests,</w:t>
+                            </w:r>
+                            <w:r/>
+                          </w:p>
+                          <w:p>
+                            <w:pPr>
+                              <w:pBdr/>
+                              <w:spacing w:line="192" w:lineRule="auto"/>
+                              <w:ind/>
+                              <w:rPr>
+                                <w:rFonts w:ascii="Noto Sans" w:hAnsi="Noto Sans" w:eastAsia="Noto Sans" w:cs="Noto Sans"/>
+                                <w:b w:val="0"/>
+                                <w:bCs w:val="0"/>
+                                <w:sz w:val="18"/>
+                                <w:szCs w:val="18"/>
+                                <w:highlight w:val="none"/>
+                              </w:rPr>
+                            </w:pPr>
+                            <w:r>
+                              <w:rPr>
+                                <w:rFonts w:ascii="Noto Sans" w:hAnsi="Noto Sans" w:eastAsia="Noto Sans" w:cs="Noto Sans"/>
+                                <w:b w:val="0"/>
+                                <w:bCs w:val="0"/>
+                                <w:sz w:val="18"/>
+                                <w:szCs w:val="18"/>
+                                <w:highlight w:val="none"/>
+                              </w:rPr>
+                              <w:t xml:space="preserve">a walnut sown—</w:t>
                             </w:r>
                             <w:r>
                               <w:rPr>
-                                <w:rFonts w:ascii="Noto Sans" w:hAnsi="Noto Sans" w:cs="Noto Sans"/>
-                                <w:b/>
-                                <w:bCs/>
+                                <w:rFonts w:ascii="Noto Sans" w:hAnsi="Noto Sans" w:eastAsia="Noto Sans" w:cs="Noto Sans"/>
+                                <w:b w:val="0"/>
+                                <w:bCs w:val="0"/>
                                 <w:sz w:val="18"/>
                                 <w:szCs w:val="18"/>
+                                <w:highlight w:val="none"/>
+                              </w:rPr>
+                            </w:r>
+                          </w:p>
+                          <w:p>
+                            <w:pPr>
+                              <w:pBdr/>
+                              <w:spacing w:line="192" w:lineRule="auto"/>
+                              <w:ind/>
+                              <w:rPr>
+                                <w:rFonts w:ascii="Noto Sans" w:hAnsi="Noto Sans" w:eastAsia="Noto Sans" w:cs="Noto Sans"/>
+                                <w:b w:val="0"/>
+                                <w:bCs w:val="0"/>
+                                <w:sz w:val="18"/>
+                                <w:szCs w:val="18"/>
+                                <w:highlight w:val="none"/>
+                              </w:rPr>
+                            </w:pPr>
+                            <w:r>
+                              <w:rPr>
+                                <w:rFonts w:ascii="Noto Sans" w:hAnsi="Noto Sans" w:eastAsia="Noto Sans" w:cs="Noto Sans"/>
+                                <w:b w:val="0"/>
+                                <w:bCs w:val="0"/>
+                                <w:sz w:val="18"/>
+                                <w:szCs w:val="18"/>
+                                <w:highlight w:val="none"/>
+                              </w:rPr>
+                              <w:t xml:space="preserve">seventy-five years,</w:t>
+                            </w:r>
+                            <w:r>
+                              <w:rPr>
+                                <w:b w:val="0"/>
+                                <w:bCs w:val="0"/>
                               </w:rPr>
                             </w:r>
                             <w:r>
                               <w:rPr>
-                                <w:rFonts w:ascii="Noto Sans" w:hAnsi="Noto Sans" w:cs="Noto Sans"/>
-                                <w:b/>
-                                <w:bCs/>
-                                <w:sz w:val="18"/>
-                                <w:szCs w:val="18"/>
+                                <w:b w:val="0"/>
+                                <w:bCs w:val="0"/>
                               </w:rPr>
                             </w:r>
                           </w:p>
@@ -301,6 +363,8 @@
                               <w:ind/>
                               <w:rPr>
                                 <w:rFonts w:ascii="Noto Sans" w:hAnsi="Noto Sans" w:cs="Noto Sans"/>
+                                <w:b w:val="0"/>
+                                <w:bCs w:val="0"/>
                                 <w:sz w:val="18"/>
                                 <w:szCs w:val="18"/>
                               </w:rPr>
@@ -308,91 +372,32 @@
                             <w:r>
                               <w:rPr>
                                 <w:rFonts w:ascii="Noto Sans" w:hAnsi="Noto Sans" w:eastAsia="Noto Sans" w:cs="Noto Sans"/>
+                                <w:b w:val="0"/>
+                                <w:bCs w:val="0"/>
                                 <w:sz w:val="18"/>
                                 <w:szCs w:val="18"/>
+                                <w:highlight w:val="none"/>
                               </w:rPr>
-                              <w:t xml:space="preserve">One walnut, sown—</w:t>
+                              <w:t xml:space="preserve">a forest is born.</w:t>
                             </w:r>
                             <w:r>
                               <w:rPr>
                                 <w:rFonts w:ascii="Noto Sans" w:hAnsi="Noto Sans" w:eastAsia="Noto Sans" w:cs="Noto Sans"/>
+                                <w:b w:val="0"/>
+                                <w:bCs w:val="0"/>
                                 <w:sz w:val="18"/>
                                 <w:szCs w:val="18"/>
+                                <w:highlight w:val="none"/>
                               </w:rPr>
                             </w:r>
                             <w:r>
                               <w:rPr>
-                                <w:rFonts w:ascii="Noto Sans" w:hAnsi="Noto Sans" w:cs="Noto Sans"/>
+                                <w:rFonts w:ascii="Noto Sans" w:hAnsi="Noto Sans" w:eastAsia="Noto Sans" w:cs="Noto Sans"/>
+                                <w:b w:val="0"/>
+                                <w:bCs w:val="0"/>
                                 <w:sz w:val="18"/>
                                 <w:szCs w:val="18"/>
-                              </w:rPr>
-                            </w:r>
-                          </w:p>
-                          <w:p>
-                            <w:pPr>
-                              <w:pBdr/>
-                              <w:spacing w:line="192" w:lineRule="auto"/>
-                              <w:ind/>
-                              <w:rPr>
-                                <w:rFonts w:ascii="Noto Sans" w:hAnsi="Noto Sans" w:cs="Noto Sans"/>
-                                <w:sz w:val="18"/>
-                                <w:szCs w:val="18"/>
-                              </w:rPr>
-                            </w:pPr>
-                            <w:r>
-                              <w:rPr>
-                                <w:rFonts w:ascii="Noto Sans" w:hAnsi="Noto Sans" w:eastAsia="Noto Sans" w:cs="Noto Sans"/>
-                                <w:sz w:val="18"/>
-                                <w:szCs w:val="18"/>
-                              </w:rPr>
-                              <w:t xml:space="preserve">seventy-five springs</w:t>
-                            </w:r>
-                            <w:r>
-                              <w:rPr>
-                                <w:rFonts w:ascii="Noto Sans" w:hAnsi="Noto Sans" w:eastAsia="Noto Sans" w:cs="Noto Sans"/>
-                                <w:sz w:val="18"/>
-                                <w:szCs w:val="18"/>
-                              </w:rPr>
-                            </w:r>
-                            <w:r>
-                              <w:rPr>
-                                <w:rFonts w:ascii="Noto Sans" w:hAnsi="Noto Sans" w:cs="Noto Sans"/>
-                                <w:sz w:val="18"/>
-                                <w:szCs w:val="18"/>
-                              </w:rPr>
-                            </w:r>
-                          </w:p>
-                          <w:p>
-                            <w:pPr>
-                              <w:pBdr/>
-                              <w:spacing w:line="192" w:lineRule="auto"/>
-                              <w:ind/>
-                              <w:rPr>
-                                <w:rFonts w:ascii="Noto Sans" w:hAnsi="Noto Sans" w:cs="Noto Sans"/>
-                                <w:sz w:val="18"/>
-                                <w:szCs w:val="18"/>
-                              </w:rPr>
-                            </w:pPr>
-                            <w:r>
-                              <w:rPr>
-                                <w:rFonts w:ascii="Noto Sans" w:hAnsi="Noto Sans" w:eastAsia="Noto Sans" w:cs="Noto Sans"/>
-                                <w:sz w:val="18"/>
-                                <w:szCs w:val="18"/>
-                              </w:rPr>
-                              <w:t xml:space="preserve">return to the forest.</w:t>
-                            </w:r>
-                            <w:r>
-                              <w:rPr>
-                                <w:rFonts w:ascii="Noto Sans" w:hAnsi="Noto Sans" w:eastAsia="Noto Sans" w:cs="Noto Sans"/>
-                                <w:sz w:val="18"/>
-                                <w:szCs w:val="18"/>
-                              </w:rPr>
-                            </w:r>
-                            <w:r>
-                              <w:rPr>
-                                <w:rFonts w:ascii="Noto Sans" w:hAnsi="Noto Sans" w:cs="Noto Sans"/>
-                                <w:sz w:val="18"/>
-                                <w:szCs w:val="18"/>
+                                <w:highlight w:val="none"/>
                               </w:rPr>
                             </w:r>
                           </w:p>
@@ -415,13 +420,7 @@
                         <w:pBdr/>
                         <w:spacing w:line="192" w:lineRule="auto"/>
                         <w:ind/>
-                        <w:rPr>
-                          <w:rFonts w:ascii="Noto Sans" w:hAnsi="Noto Sans" w:cs="Noto Sans"/>
-                          <w:b/>
-                          <w:bCs/>
-                          <w:sz w:val="18"/>
-                          <w:szCs w:val="18"/>
-                        </w:rPr>
+                        <w:rPr/>
                       </w:pPr>
                       <w:r>
                         <w:rPr>
@@ -430,25 +429,83 @@
                           <w:bCs/>
                           <w:sz w:val="18"/>
                           <w:szCs w:val="18"/>
+                          <w:highlight w:val="none"/>
                         </w:rPr>
-                        <w:t xml:space="preserve">Where the Staff Remains</w:t>
+                        <w:t xml:space="preserve">Where the old staff rests,</w:t>
+                      </w:r>
+                      <w:r/>
+                    </w:p>
+                    <w:p>
+                      <w:pPr>
+                        <w:pBdr/>
+                        <w:spacing w:line="192" w:lineRule="auto"/>
+                        <w:ind/>
+                        <w:rPr>
+                          <w:rFonts w:ascii="Noto Sans" w:hAnsi="Noto Sans" w:eastAsia="Noto Sans" w:cs="Noto Sans"/>
+                          <w:b w:val="0"/>
+                          <w:bCs w:val="0"/>
+                          <w:sz w:val="18"/>
+                          <w:szCs w:val="18"/>
+                          <w:highlight w:val="none"/>
+                        </w:rPr>
+                      </w:pPr>
+                      <w:r>
+                        <w:rPr>
+                          <w:rFonts w:ascii="Noto Sans" w:hAnsi="Noto Sans" w:eastAsia="Noto Sans" w:cs="Noto Sans"/>
+                          <w:b w:val="0"/>
+                          <w:bCs w:val="0"/>
+                          <w:sz w:val="18"/>
+                          <w:szCs w:val="18"/>
+                          <w:highlight w:val="none"/>
+                        </w:rPr>
+                        <w:t xml:space="preserve">a walnut sown—</w:t>
                       </w:r>
                       <w:r>
                         <w:rPr>
-                          <w:rFonts w:ascii="Noto Sans" w:hAnsi="Noto Sans" w:cs="Noto Sans"/>
-                          <w:b/>
-                          <w:bCs/>
+                          <w:rFonts w:ascii="Noto Sans" w:hAnsi="Noto Sans" w:eastAsia="Noto Sans" w:cs="Noto Sans"/>
+                          <w:b w:val="0"/>
+                          <w:bCs w:val="0"/>
                           <w:sz w:val="18"/>
                           <w:szCs w:val="18"/>
+                          <w:highlight w:val="none"/>
+                        </w:rPr>
+                      </w:r>
+                    </w:p>
+                    <w:p>
+                      <w:pPr>
+                        <w:pBdr/>
+                        <w:spacing w:line="192" w:lineRule="auto"/>
+                        <w:ind/>
+                        <w:rPr>
+                          <w:rFonts w:ascii="Noto Sans" w:hAnsi="Noto Sans" w:eastAsia="Noto Sans" w:cs="Noto Sans"/>
+                          <w:b w:val="0"/>
+                          <w:bCs w:val="0"/>
+                          <w:sz w:val="18"/>
+                          <w:szCs w:val="18"/>
+                          <w:highlight w:val="none"/>
+                        </w:rPr>
+                      </w:pPr>
+                      <w:r>
+                        <w:rPr>
+                          <w:rFonts w:ascii="Noto Sans" w:hAnsi="Noto Sans" w:eastAsia="Noto Sans" w:cs="Noto Sans"/>
+                          <w:b w:val="0"/>
+                          <w:bCs w:val="0"/>
+                          <w:sz w:val="18"/>
+                          <w:szCs w:val="18"/>
+                          <w:highlight w:val="none"/>
+                        </w:rPr>
+                        <w:t xml:space="preserve">seventy-five years,</w:t>
+                      </w:r>
+                      <w:r>
+                        <w:rPr>
+                          <w:b w:val="0"/>
+                          <w:bCs w:val="0"/>
                         </w:rPr>
                       </w:r>
                       <w:r>
                         <w:rPr>
-                          <w:rFonts w:ascii="Noto Sans" w:hAnsi="Noto Sans" w:cs="Noto Sans"/>
-                          <w:b/>
-                          <w:bCs/>
-                          <w:sz w:val="18"/>
-                          <w:szCs w:val="18"/>
+                          <w:b w:val="0"/>
+                          <w:bCs w:val="0"/>
                         </w:rPr>
                       </w:r>
                     </w:p>
@@ -459,6 +516,8 @@
                         <w:ind/>
                         <w:rPr>
                           <w:rFonts w:ascii="Noto Sans" w:hAnsi="Noto Sans" w:cs="Noto Sans"/>
+                          <w:b w:val="0"/>
+                          <w:bCs w:val="0"/>
                           <w:sz w:val="18"/>
                           <w:szCs w:val="18"/>
                         </w:rPr>
@@ -466,91 +525,32 @@
                       <w:r>
                         <w:rPr>
                           <w:rFonts w:ascii="Noto Sans" w:hAnsi="Noto Sans" w:eastAsia="Noto Sans" w:cs="Noto Sans"/>
+                          <w:b w:val="0"/>
+                          <w:bCs w:val="0"/>
                           <w:sz w:val="18"/>
                           <w:szCs w:val="18"/>
+                          <w:highlight w:val="none"/>
                         </w:rPr>
-                        <w:t xml:space="preserve">One walnut, sown—</w:t>
+                        <w:t xml:space="preserve">a forest is born.</w:t>
                       </w:r>
                       <w:r>
                         <w:rPr>
                           <w:rFonts w:ascii="Noto Sans" w:hAnsi="Noto Sans" w:eastAsia="Noto Sans" w:cs="Noto Sans"/>
+                          <w:b w:val="0"/>
+                          <w:bCs w:val="0"/>
                           <w:sz w:val="18"/>
                           <w:szCs w:val="18"/>
+                          <w:highlight w:val="none"/>
                         </w:rPr>
                       </w:r>
                       <w:r>
                         <w:rPr>
-                          <w:rFonts w:ascii="Noto Sans" w:hAnsi="Noto Sans" w:cs="Noto Sans"/>
+                          <w:rFonts w:ascii="Noto Sans" w:hAnsi="Noto Sans" w:eastAsia="Noto Sans" w:cs="Noto Sans"/>
+                          <w:b w:val="0"/>
+                          <w:bCs w:val="0"/>
                           <w:sz w:val="18"/>
                           <w:szCs w:val="18"/>
-                        </w:rPr>
-                      </w:r>
-                    </w:p>
-                    <w:p>
-                      <w:pPr>
-                        <w:pBdr/>
-                        <w:spacing w:line="192" w:lineRule="auto"/>
-                        <w:ind/>
-                        <w:rPr>
-                          <w:rFonts w:ascii="Noto Sans" w:hAnsi="Noto Sans" w:cs="Noto Sans"/>
-                          <w:sz w:val="18"/>
-                          <w:szCs w:val="18"/>
-                        </w:rPr>
-                      </w:pPr>
-                      <w:r>
-                        <w:rPr>
-                          <w:rFonts w:ascii="Noto Sans" w:hAnsi="Noto Sans" w:eastAsia="Noto Sans" w:cs="Noto Sans"/>
-                          <w:sz w:val="18"/>
-                          <w:szCs w:val="18"/>
-                        </w:rPr>
-                        <w:t xml:space="preserve">seventy-five springs</w:t>
-                      </w:r>
-                      <w:r>
-                        <w:rPr>
-                          <w:rFonts w:ascii="Noto Sans" w:hAnsi="Noto Sans" w:eastAsia="Noto Sans" w:cs="Noto Sans"/>
-                          <w:sz w:val="18"/>
-                          <w:szCs w:val="18"/>
-                        </w:rPr>
-                      </w:r>
-                      <w:r>
-                        <w:rPr>
-                          <w:rFonts w:ascii="Noto Sans" w:hAnsi="Noto Sans" w:cs="Noto Sans"/>
-                          <w:sz w:val="18"/>
-                          <w:szCs w:val="18"/>
-                        </w:rPr>
-                      </w:r>
-                    </w:p>
-                    <w:p>
-                      <w:pPr>
-                        <w:pBdr/>
-                        <w:spacing w:line="192" w:lineRule="auto"/>
-                        <w:ind/>
-                        <w:rPr>
-                          <w:rFonts w:ascii="Noto Sans" w:hAnsi="Noto Sans" w:cs="Noto Sans"/>
-                          <w:sz w:val="18"/>
-                          <w:szCs w:val="18"/>
-                        </w:rPr>
-                      </w:pPr>
-                      <w:r>
-                        <w:rPr>
-                          <w:rFonts w:ascii="Noto Sans" w:hAnsi="Noto Sans" w:eastAsia="Noto Sans" w:cs="Noto Sans"/>
-                          <w:sz w:val="18"/>
-                          <w:szCs w:val="18"/>
-                        </w:rPr>
-                        <w:t xml:space="preserve">return to the forest.</w:t>
-                      </w:r>
-                      <w:r>
-                        <w:rPr>
-                          <w:rFonts w:ascii="Noto Sans" w:hAnsi="Noto Sans" w:eastAsia="Noto Sans" w:cs="Noto Sans"/>
-                          <w:sz w:val="18"/>
-                          <w:szCs w:val="18"/>
-                        </w:rPr>
-                      </w:r>
-                      <w:r>
-                        <w:rPr>
-                          <w:rFonts w:ascii="Noto Sans" w:hAnsi="Noto Sans" w:cs="Noto Sans"/>
-                          <w:sz w:val="18"/>
-                          <w:szCs w:val="18"/>
+                          <w:highlight w:val="none"/>
                         </w:rPr>
                       </w:r>
                     </w:p>
@@ -569,7 +569,7 @@
           <w:highlight w:val="none"/>
           <w:lang w:val="ja-JP"/>
         </w:rPr>
-        <w:t xml:space="preserve">2026-09-11</w:t>
+        <w:t xml:space="preserve">2026-09-18</w:t>
       </w:r>
       <w:r>
         <w:rPr>
